--- a/examples/width-gap.docx
+++ b/examples/width-gap.docx
@@ -62,10 +62,30 @@
         <w:t xml:space="preserve">Result</w:t>
       </w:r>
     </w:p>
+    <w:p>
+      <w:pPr>
+        <w:pStyle w:val="FirstParagraph"/>
+      </w:pPr>
+      <w:r>
+        <w:t xml:space="preserve">The figure in this section has a fixed width and a wider gap than the</w:t>
+      </w:r>
+      <w:r>
+        <w:t xml:space="preserve"> </w:t>
+      </w:r>
+      <w:r>
+        <w:t xml:space="preserve">default. This paragraph comes before it, so it runs the full width of the</w:t>
+      </w:r>
+      <w:r>
+        <w:t xml:space="preserve"> </w:t>
+      </w:r>
+      <w:r>
+        <w:t xml:space="preserve">text and shows how wide the text is.</w:t>
+      </w:r>
+    </w:p>
     <w:bookmarkStart w:id="12" w:name="fig-ratings"/>
     <w:p>
       <w:pPr>
-        <w:pStyle w:val="FirstParagraph"/>
+        <w:pStyle w:val="BodyText"/>
       </w:pPr>
       <w:pPr>
         <w:pStyle w:val="Compact"/>
@@ -220,27 +240,43 @@
         <w:t xml:space="preserve">1em</w:t>
       </w:r>
       <w:r>
-        <w:t xml:space="preserve">. Each format converts both values to its own units.</w:t>
-      </w:r>
-    </w:p>
-    <w:p>
-      <w:pPr>
-        <w:pStyle w:val="BodyText"/>
-      </w:pPr>
-      <w:r>
-        <w:t xml:space="preserve">A percent width, such as the default 40%, is a share of the text width</w:t>
-      </w:r>
-      <w:r>
-        <w:t xml:space="preserve"> </w:t>
-      </w:r>
-      <w:r>
-        <w:t xml:space="preserve">instead. Use a percent when the same document renders to pages of</w:t>
-      </w:r>
-      <w:r>
-        <w:t xml:space="preserve"> </w:t>
-      </w:r>
-      <w:r>
-        <w:t xml:space="preserve">different widths.</w:t>
+        <w:t xml:space="preserve">. Word converts both values to its own units, and HTML, LaTeX, and</w:t>
+      </w:r>
+      <w:r>
+        <w:t xml:space="preserve"> </w:t>
+      </w:r>
+      <w:r>
+        <w:t xml:space="preserve">Typst use them as written. A percent width,</w:t>
+      </w:r>
+      <w:r>
+        <w:t xml:space="preserve"> </w:t>
+      </w:r>
+      <w:r>
+        <w:t xml:space="preserve">such as the default 40%, is a share of the text width instead. Use a</w:t>
+      </w:r>
+      <w:r>
+        <w:t xml:space="preserve"> </w:t>
+      </w:r>
+      <w:r>
+        <w:t xml:space="preserve">percent when the same document renders to pages of different widths, and</w:t>
+      </w:r>
+      <w:r>
+        <w:t xml:space="preserve"> </w:t>
+      </w:r>
+      <w:r>
+        <w:t xml:space="preserve">an absolute length when the figure must keep its size on every page. The last</w:t>
+      </w:r>
+      <w:r>
+        <w:t xml:space="preserve"> </w:t>
+      </w:r>
+      <w:r>
+        <w:t xml:space="preserve">lines of this paragraph start at the left edge of the text again and run</w:t>
+      </w:r>
+      <w:r>
+        <w:t xml:space="preserve"> </w:t>
+      </w:r>
+      <w:r>
+        <w:t xml:space="preserve">under the figure.</w:t>
       </w:r>
       <w:r>
         <w:br w:type="textWrapping" w:clear="all"/>
